--- a/docs/technical/multiagent/SalesLuv_멀티에이전트_운영_설명서.docx
+++ b/docs/technical/multiagent/SalesLuv_멀티에이전트_운영_설명서.docx
@@ -270,7 +270,7 @@
                 <w:color w:val="374151"/>
                 <w:sz w:val="19"/>
               </w:rPr>
-              <w:t>딜별 독립 세션으로 진행 상황 관리 및 다음 미팅 제안</w:t>
+              <w:t>고객사 단위로 진행 상황 관리 및 다음 미팅 제안</w:t>
             </w:r>
           </w:p>
         </w:tc>
@@ -1367,7 +1367,7 @@
                 <w:color w:val="374151"/>
                 <w:sz w:val="19"/>
               </w:rPr>
-              <w:t>하나의 딜 또는 계약을 독립된 세션으로 관리하고 다음 미팅을 제안하며, 사용자가 승인한 일정이 돌아오면 현재 상태를 브리핑한다.</w:t>
+              <w:t>한 고객사의 여러 딜과 계약을 함께 관리하고 다음 미팅을 제안하며, 사용자가 승인한 일정이 돌아오면 현재 상태를 브리핑한다.</w:t>
             </w:r>
           </w:p>
         </w:tc>
@@ -1424,7 +1424,7 @@
                 <w:color w:val="374151"/>
                 <w:sz w:val="19"/>
               </w:rPr>
-              <w:t>해당 딜의 등록·수정·단계 변경 · 계약 갱신·만료 · 연결된 최종 보고서 · C/S 대응요청 등록·처리 활동 · 사용자가 승인한 다음 일정</w:t>
+              <w:t>해당 고객사의 딜 등록·수정·단계 변경 · 계약 갱신·만료 · 연결된 최종 보고서 · C/S 대응요청 등록·처리 활동 · 사용자가 승인한 다음 일정</w:t>
             </w:r>
           </w:p>
         </w:tc>
@@ -1599,7 +1599,7 @@
                 <w:color w:val="374151"/>
                 <w:sz w:val="18"/>
               </w:rPr>
-              <w:t>한 세션은 한 개의 딜 또는 계약만 담당한다. 각 세션은 해당 딜의 고객, 계약, 보고서, 미팅과 후속 일정만 관리한다.</w:t>
+              <w:t>한 고객사에 계약이 여러 건일 수 있어 담당 단위는 고객사다. 해당 고객사의 딜과 계약, 거기 연결된 보고서, 미팅, 후속 일정을 함께 관리한다.</w:t>
             </w:r>
           </w:p>
           <w:p>
@@ -1614,7 +1614,7 @@
                 <w:color w:val="161A20"/>
                 <w:sz w:val="17"/>
               </w:rPr>
-              <w:t>영업·계약관리 Agent ─┬─ 딜 A 세션</w:t>
+              <w:t>영업·계약관리 Agent ─┬─ A사 (딜·계약 여러 건)</w:t>
               <w:br/>
             </w:r>
             <w:r>
@@ -1624,7 +1624,7 @@
                 <w:color w:val="161A20"/>
                 <w:sz w:val="17"/>
               </w:rPr>
-              <w:t xml:space="preserve">                       ├─ 딜 B 세션</w:t>
+              <w:t xml:space="preserve">                       ├─ B사</w:t>
               <w:br/>
             </w:r>
             <w:r>
@@ -1634,7 +1634,7 @@
                 <w:color w:val="161A20"/>
                 <w:sz w:val="17"/>
               </w:rPr>
-              <w:t xml:space="preserve">                       └─ 딜 C 세션</w:t>
+              <w:t xml:space="preserve">                       └─ C사</w:t>
             </w:r>
           </w:p>
         </w:tc>
@@ -1793,7 +1793,7 @@
                 <w:color w:val="374151"/>
                 <w:sz w:val="19"/>
               </w:rPr>
-              <w:t>일정 등록·수정·취소 · 현재 캘린더 · 각 영업·계약관리 세션의 미팅 제안</w:t>
+              <w:t>일정 등록·수정·취소 · 현재 캘린더 · 각 고객사 영업·계약관리의 미팅 제안</w:t>
             </w:r>
           </w:p>
         </w:tc>
@@ -1907,7 +1907,7 @@
                 <w:color w:val="374151"/>
                 <w:sz w:val="19"/>
               </w:rPr>
-              <w:t>일정 충돌이 발생하면 관련 딜 세션을 호출해 일정 변경 가능 여부 또는 대체 일정을 확인한다. 사용자가 수정·승인한 일정은 영업·계약관리 Agent로 돌아가 브리핑 생성의 입력이 된다.</w:t>
+              <w:t>일정 충돌이 발생하면 관련 고객사의 영업·계약관리를 호출해 일정 변경 가능 여부 또는 대체 일정을 확인한다. 사용자가 수정·승인한 일정은 영업·계약관리 Agent로 돌아가 브리핑 생성의 입력이 된다.</w:t>
             </w:r>
           </w:p>
         </w:tc>
@@ -1968,7 +1968,7 @@
                 <w:color w:val="374151"/>
                 <w:sz w:val="18"/>
               </w:rPr>
-              <w:t>구조도의 ‘교류’는 일정관리 Agent가 충돌한 일정의 관련 세션에 대안을 묻고, 세션 응답을 반영해 새 일정을 추천하는 과정이다. 각 세션은 자신의 딜만 판단하고 일정관리 Agent는 전체 일정을 확인한다.</w:t>
+              <w:t>구조도의 ‘교류’는 일정관리 Agent가 충돌한 일정의 관련 고객사에 대안을 묻고, 그 응답을 반영해 새 일정을 추천하는 과정이다. 영업·계약관리 Agent는 자기 고객사만 판단하고 일정관리 Agent는 전체 일정을 확인한다.</w:t>
             </w:r>
           </w:p>
           <w:p>
@@ -1993,7 +1993,7 @@
                 <w:color w:val="161A20"/>
                 <w:sz w:val="17"/>
               </w:rPr>
-              <w:t>→ 관련 세션 재호출 → 변경 가능 여부·대체 일정 확인</w:t>
+              <w:t>→ 관련 고객사 재호출 → 변경 가능 여부·대체 일정 확인</w:t>
               <w:br/>
             </w:r>
             <w:r>
